--- a/eng/docx/008.content.docx
+++ b/eng/docx/008.content.docx
@@ -19,7 +19,7 @@
         <w:rPr>
           <w:lang w:val="en_US" w:bidi="en_US"/>
         </w:rPr>
-        <w:t>Resource: Tyndale Open Study Notes</w:t>
+        <w:t>Resource: Aquifer Open Study Notes (Profiles)</w:t>
       </w:r>
       <w:r>
         <w:rPr>
@@ -112,7 +112,7 @@
         <w:rPr>
           <w:lang w:val="en_US" w:bidi="en_US"/>
         </w:rPr>
-        <w:t>Tyndale Open Study Notes</w:t>
+        <w:t>Aquifer Open Study Notes (Profiles)</w:t>
       </w:r>
     </w:p>
     <w:p>

--- a/eng/docx/008.content.docx
+++ b/eng/docx/008.content.docx
@@ -233,72 +233,48 @@
         </w:rPr>
         <w:t>The name Isaac means "he laughs," which reflects how he was born. When God promised Isaac's birth, both Abraham and Sarah laughed in disbelief (</w:t>
       </w:r>
-      <w:hyperlink r:id="rId13">
-        <w:r>
-          <w:rPr>
-            <w:lang w:val="en_US" w:bidi="en_US"/>
-          </w:rPr>
-          <w:rPr>
-            <w:color w:val="0000EE"/>
-            <w:u w:val="single"/>
-          </w:rPr>
-          <w:t>Genesis 17:15–19</w:t>
-        </w:r>
-      </w:hyperlink>
+      <w:r>
+        <w:rPr>
+          <w:lang w:val="en_US" w:bidi="en_US"/>
+        </w:rPr>
+        <w:t>Genesis 17:15–19</w:t>
+      </w:r>
       <w:r>
         <w:rPr>
           <w:lang w:val="en_US" w:bidi="en_US"/>
         </w:rPr>
         <w:t xml:space="preserve">; </w:t>
       </w:r>
-      <w:hyperlink r:id="rId14">
-        <w:r>
-          <w:rPr>
-            <w:lang w:val="en_US" w:bidi="en_US"/>
-          </w:rPr>
-          <w:rPr>
-            <w:color w:val="0000EE"/>
-            <w:u w:val="single"/>
-          </w:rPr>
-          <w:t>18:9–15</w:t>
-        </w:r>
-      </w:hyperlink>
+      <w:r>
+        <w:rPr>
+          <w:lang w:val="en_US" w:bidi="en_US"/>
+        </w:rPr>
+        <w:t>18:9–15</w:t>
+      </w:r>
       <w:r>
         <w:rPr>
           <w:lang w:val="en_US" w:bidi="en_US"/>
         </w:rPr>
         <w:t>). God had promised Abraham a son (</w:t>
       </w:r>
-      <w:hyperlink r:id="rId15">
-        <w:r>
-          <w:rPr>
-            <w:lang w:val="en_US" w:bidi="en_US"/>
-          </w:rPr>
-          <w:rPr>
-            <w:color w:val="0000EE"/>
-            <w:u w:val="single"/>
-          </w:rPr>
-          <w:t>Genesis 15:4–6</w:t>
-        </w:r>
-      </w:hyperlink>
+      <w:r>
+        <w:rPr>
+          <w:lang w:val="en_US" w:bidi="en_US"/>
+        </w:rPr>
+        <w:t>Genesis 15:4–6</w:t>
+      </w:r>
       <w:r>
         <w:rPr>
           <w:lang w:val="en_US" w:bidi="en_US"/>
         </w:rPr>
         <w:t>). But, no son had come, and Abraham and Sarah were too old to have children. So, when Isaac was born, they laughed with joy (</w:t>
       </w:r>
-      <w:hyperlink r:id="rId16">
-        <w:r>
-          <w:rPr>
-            <w:lang w:val="en_US" w:bidi="en_US"/>
-          </w:rPr>
-          <w:rPr>
-            <w:color w:val="0000EE"/>
-            <w:u w:val="single"/>
-          </w:rPr>
-          <w:t>Genesis 21:6–7</w:t>
-        </w:r>
-      </w:hyperlink>
+      <w:r>
+        <w:rPr>
+          <w:lang w:val="en_US" w:bidi="en_US"/>
+        </w:rPr>
+        <w:t>Genesis 21:6–7</w:t>
+      </w:r>
       <w:r>
         <w:rPr>
           <w:lang w:val="en_US" w:bidi="en_US"/>
@@ -319,36 +295,24 @@
         </w:rPr>
         <w:t>When Isaac was a teenager, God tested Abraham by telling him to sacrifice Isaac (</w:t>
       </w:r>
-      <w:hyperlink r:id="rId17">
-        <w:r>
-          <w:rPr>
-            <w:lang w:val="en_US" w:bidi="en_US"/>
-          </w:rPr>
-          <w:rPr>
-            <w:color w:val="0000EE"/>
-            <w:u w:val="single"/>
-          </w:rPr>
-          <w:t>Genesis 22:1–19</w:t>
-        </w:r>
-      </w:hyperlink>
+      <w:r>
+        <w:rPr>
+          <w:lang w:val="en_US" w:bidi="en_US"/>
+        </w:rPr>
+        <w:t>Genesis 22:1–19</w:t>
+      </w:r>
       <w:r>
         <w:rPr>
           <w:lang w:val="en_US" w:bidi="en_US"/>
         </w:rPr>
         <w:t>). Abraham's faith stayed strong. He obeyed and Isaac submitted to his. God then intervened and provided a ram to sacrifice instead of Isaac. Because of Abraham's faith, God promised him great blessings (</w:t>
       </w:r>
-      <w:hyperlink r:id="rId18">
-        <w:r>
-          <w:rPr>
-            <w:lang w:val="en_US" w:bidi="en_US"/>
-          </w:rPr>
-          <w:rPr>
-            <w:color w:val="0000EE"/>
-            <w:u w:val="single"/>
-          </w:rPr>
-          <w:t>Genesis 22:15–18</w:t>
-        </w:r>
-      </w:hyperlink>
+      <w:r>
+        <w:rPr>
+          <w:lang w:val="en_US" w:bidi="en_US"/>
+        </w:rPr>
+        <w:t>Genesis 22:15–18</w:t>
+      </w:r>
       <w:r>
         <w:rPr>
           <w:lang w:val="en_US" w:bidi="en_US"/>
@@ -369,108 +333,72 @@
         </w:rPr>
         <w:t>Isaac married Rebekah and was ready to continue the chosen family line, but Rebekah could not have children (</w:t>
       </w:r>
-      <w:hyperlink r:id="rId19">
-        <w:r>
-          <w:rPr>
-            <w:lang w:val="en_US" w:bidi="en_US"/>
-          </w:rPr>
-          <w:rPr>
-            <w:color w:val="0000EE"/>
-            <w:u w:val="single"/>
-          </w:rPr>
-          <w:t>Genesis 25:21</w:t>
-        </w:r>
-      </w:hyperlink>
+      <w:r>
+        <w:rPr>
+          <w:lang w:val="en_US" w:bidi="en_US"/>
+        </w:rPr>
+        <w:t>Genesis 25:21</w:t>
+      </w:r>
       <w:r>
         <w:rPr>
           <w:lang w:val="en_US" w:bidi="en_US"/>
         </w:rPr>
         <w:t xml:space="preserve">). Instead of trying to solve problems by himself as his father had done (see </w:t>
       </w:r>
-      <w:hyperlink r:id="rId20">
-        <w:r>
-          <w:rPr>
-            <w:lang w:val="en_US" w:bidi="en_US"/>
-          </w:rPr>
-          <w:rPr>
-            <w:color w:val="0000EE"/>
-            <w:u w:val="single"/>
-          </w:rPr>
-          <w:t>Genesis 16:1–16</w:t>
-        </w:r>
-      </w:hyperlink>
+      <w:r>
+        <w:rPr>
+          <w:lang w:val="en_US" w:bidi="en_US"/>
+        </w:rPr>
+        <w:t>Genesis 16:1–16</w:t>
+      </w:r>
       <w:r>
         <w:rPr>
           <w:lang w:val="en_US" w:bidi="en_US"/>
         </w:rPr>
         <w:t>), Isaac prayed to the Lord, and Rebekah gave birth to twin sons. Isaac preferred Esau, the older son, while Rebekah preferred Jacob. This favoritism led to Jacob deceiving Isaac when he was old and blind (</w:t>
       </w:r>
-      <w:hyperlink r:id="rId21">
-        <w:r>
-          <w:rPr>
-            <w:lang w:val="en_US" w:bidi="en_US"/>
-          </w:rPr>
-          <w:rPr>
-            <w:color w:val="0000EE"/>
-            <w:u w:val="single"/>
-          </w:rPr>
-          <w:t>Genesis 27:1–40</w:t>
-        </w:r>
-      </w:hyperlink>
+      <w:r>
+        <w:rPr>
+          <w:lang w:val="en_US" w:bidi="en_US"/>
+        </w:rPr>
+        <w:t>Genesis 27:1–40</w:t>
+      </w:r>
       <w:r>
         <w:rPr>
           <w:lang w:val="en_US" w:bidi="en_US"/>
         </w:rPr>
         <w:t xml:space="preserve">). Favoritism continued to be an issue among Isaac’s descendants (see </w:t>
       </w:r>
-      <w:hyperlink r:id="rId22">
-        <w:r>
-          <w:rPr>
-            <w:lang w:val="en_US" w:bidi="en_US"/>
-          </w:rPr>
-          <w:rPr>
-            <w:color w:val="0000EE"/>
-            <w:u w:val="single"/>
-          </w:rPr>
-          <w:t>Genesis 29:30</w:t>
-        </w:r>
-      </w:hyperlink>
+      <w:r>
+        <w:rPr>
+          <w:lang w:val="en_US" w:bidi="en_US"/>
+        </w:rPr>
+        <w:t>Genesis 29:30</w:t>
+      </w:r>
       <w:r>
         <w:rPr>
           <w:lang w:val="en_US" w:bidi="en_US"/>
         </w:rPr>
         <w:t xml:space="preserve">; </w:t>
       </w:r>
-      <w:hyperlink r:id="rId23">
-        <w:r>
-          <w:rPr>
-            <w:lang w:val="en_US" w:bidi="en_US"/>
-          </w:rPr>
-          <w:rPr>
-            <w:color w:val="0000EE"/>
-            <w:u w:val="single"/>
-          </w:rPr>
-          <w:t>33:1–2</w:t>
-        </w:r>
-      </w:hyperlink>
+      <w:r>
+        <w:rPr>
+          <w:lang w:val="en_US" w:bidi="en_US"/>
+        </w:rPr>
+        <w:t>33:1–2</w:t>
+      </w:r>
       <w:r>
         <w:rPr>
           <w:lang w:val="en_US" w:bidi="en_US"/>
         </w:rPr>
         <w:t xml:space="preserve">; </w:t>
       </w:r>
-      <w:hyperlink r:id="rId24">
-        <w:r>
-          <w:rPr>
-            <w:lang w:val="en_US" w:bidi="en_US"/>
-          </w:rPr>
-          <w:rPr>
-            <w:color w:val="0000EE"/>
-            <w:u w:val="single"/>
-          </w:rPr>
-          <w:t>37:4</w:t>
-        </w:r>
-      </w:hyperlink>
+      <w:r>
+        <w:rPr>
+          <w:lang w:val="en_US" w:bidi="en_US"/>
+        </w:rPr>
+        <w:t>37:4</w:t>
+      </w:r>
       <w:r>
         <w:rPr>
           <w:lang w:val="en_US" w:bidi="en_US"/>
@@ -491,162 +419,108 @@
         </w:rPr>
         <w:t>Isaac followed his father Abraham's example in dealing with nearby nations. During a famine, he visited another kingdom and, out of fear, said his wife was his sister (</w:t>
       </w:r>
-      <w:hyperlink r:id="rId25">
-        <w:r>
-          <w:rPr>
-            <w:lang w:val="en_US" w:bidi="en_US"/>
-          </w:rPr>
-          <w:rPr>
-            <w:color w:val="0000EE"/>
-            <w:u w:val="single"/>
-          </w:rPr>
-          <w:t>Genesis 26:1–11</w:t>
-        </w:r>
-      </w:hyperlink>
+      <w:r>
+        <w:rPr>
+          <w:lang w:val="en_US" w:bidi="en_US"/>
+        </w:rPr>
+        <w:t>Genesis 26:1–11</w:t>
+      </w:r>
       <w:r>
         <w:rPr>
           <w:lang w:val="en_US" w:bidi="en_US"/>
         </w:rPr>
         <w:t xml:space="preserve">; compare </w:t>
       </w:r>
-      <w:hyperlink r:id="rId26">
-        <w:r>
-          <w:rPr>
-            <w:lang w:val="en_US" w:bidi="en_US"/>
-          </w:rPr>
-          <w:rPr>
-            <w:color w:val="0000EE"/>
-            <w:u w:val="single"/>
-          </w:rPr>
-          <w:t>12:10–20</w:t>
-        </w:r>
-      </w:hyperlink>
+      <w:r>
+        <w:rPr>
+          <w:lang w:val="en_US" w:bidi="en_US"/>
+        </w:rPr>
+        <w:t>12:10–20</w:t>
+      </w:r>
       <w:r>
         <w:rPr>
           <w:lang w:val="en_US" w:bidi="en_US"/>
         </w:rPr>
         <w:t xml:space="preserve">; </w:t>
       </w:r>
-      <w:hyperlink r:id="rId27">
-        <w:r>
-          <w:rPr>
-            <w:lang w:val="en_US" w:bidi="en_US"/>
-          </w:rPr>
-          <w:rPr>
-            <w:color w:val="0000EE"/>
-            <w:u w:val="single"/>
-          </w:rPr>
-          <w:t>20:1–18</w:t>
-        </w:r>
-      </w:hyperlink>
+      <w:r>
+        <w:rPr>
+          <w:lang w:val="en_US" w:bidi="en_US"/>
+        </w:rPr>
+        <w:t>20:1–18</w:t>
+      </w:r>
       <w:r>
         <w:rPr>
           <w:lang w:val="en_US" w:bidi="en_US"/>
         </w:rPr>
         <w:t>). Like his father, Isaac became wealthy in that land and was asked to leave (</w:t>
       </w:r>
-      <w:hyperlink r:id="rId28">
-        <w:r>
-          <w:rPr>
-            <w:lang w:val="en_US" w:bidi="en_US"/>
-          </w:rPr>
-          <w:rPr>
-            <w:color w:val="0000EE"/>
-            <w:u w:val="single"/>
-          </w:rPr>
-          <w:t>Genesis 26:12–16</w:t>
-        </w:r>
-      </w:hyperlink>
+      <w:r>
+        <w:rPr>
+          <w:lang w:val="en_US" w:bidi="en_US"/>
+        </w:rPr>
+        <w:t>Genesis 26:12–16</w:t>
+      </w:r>
       <w:r>
         <w:rPr>
           <w:lang w:val="en_US" w:bidi="en_US"/>
         </w:rPr>
         <w:t xml:space="preserve">; compare </w:t>
       </w:r>
-      <w:hyperlink r:id="rId29">
-        <w:r>
-          <w:rPr>
-            <w:lang w:val="en_US" w:bidi="en_US"/>
-          </w:rPr>
-          <w:rPr>
-            <w:color w:val="0000EE"/>
-            <w:u w:val="single"/>
-          </w:rPr>
-          <w:t>12:16–20</w:t>
-        </w:r>
-      </w:hyperlink>
+      <w:r>
+        <w:rPr>
+          <w:lang w:val="en_US" w:bidi="en_US"/>
+        </w:rPr>
+        <w:t>12:16–20</w:t>
+      </w:r>
       <w:r>
         <w:rPr>
           <w:lang w:val="en_US" w:bidi="en_US"/>
         </w:rPr>
         <w:t>). He faced disputes over water and land with other herdsmen (</w:t>
       </w:r>
-      <w:hyperlink r:id="rId30">
-        <w:r>
-          <w:rPr>
-            <w:lang w:val="en_US" w:bidi="en_US"/>
-          </w:rPr>
-          <w:rPr>
-            <w:color w:val="0000EE"/>
-            <w:u w:val="single"/>
-          </w:rPr>
-          <w:t>Genesis 26:17–22</w:t>
-        </w:r>
-      </w:hyperlink>
+      <w:r>
+        <w:rPr>
+          <w:lang w:val="en_US" w:bidi="en_US"/>
+        </w:rPr>
+        <w:t>Genesis 26:17–22</w:t>
+      </w:r>
       <w:r>
         <w:rPr>
           <w:lang w:val="en_US" w:bidi="en_US"/>
         </w:rPr>
         <w:t xml:space="preserve">; compare </w:t>
       </w:r>
-      <w:hyperlink r:id="rId31">
-        <w:r>
-          <w:rPr>
-            <w:lang w:val="en_US" w:bidi="en_US"/>
-          </w:rPr>
-          <w:rPr>
-            <w:color w:val="0000EE"/>
-            <w:u w:val="single"/>
-          </w:rPr>
-          <w:t>21:25–31</w:t>
-        </w:r>
-      </w:hyperlink>
+      <w:r>
+        <w:rPr>
+          <w:lang w:val="en_US" w:bidi="en_US"/>
+        </w:rPr>
+        <w:t>21:25–31</w:t>
+      </w:r>
       <w:r>
         <w:rPr>
           <w:lang w:val="en_US" w:bidi="en_US"/>
         </w:rPr>
         <w:t>). He also made a treaty with the king of the Philistines (</w:t>
       </w:r>
-      <w:hyperlink r:id="rId32">
-        <w:r>
-          <w:rPr>
-            <w:lang w:val="en_US" w:bidi="en_US"/>
-          </w:rPr>
-          <w:rPr>
-            <w:color w:val="0000EE"/>
-            <w:u w:val="single"/>
-          </w:rPr>
-          <w:t>Genesis 26:26–31</w:t>
-        </w:r>
-      </w:hyperlink>
+      <w:r>
+        <w:rPr>
+          <w:lang w:val="en_US" w:bidi="en_US"/>
+        </w:rPr>
+        <w:t>Genesis 26:26–31</w:t>
+      </w:r>
       <w:r>
         <w:rPr>
           <w:lang w:val="en_US" w:bidi="en_US"/>
         </w:rPr>
         <w:t xml:space="preserve">; compare </w:t>
       </w:r>
-      <w:hyperlink r:id="rId33">
-        <w:r>
-          <w:rPr>
-            <w:lang w:val="en_US" w:bidi="en_US"/>
-          </w:rPr>
-          <w:rPr>
-            <w:color w:val="0000EE"/>
-            <w:u w:val="single"/>
-          </w:rPr>
-          <w:t>21:22–32</w:t>
-        </w:r>
-      </w:hyperlink>
+      <w:r>
+        <w:rPr>
+          <w:lang w:val="en_US" w:bidi="en_US"/>
+        </w:rPr>
+        <w:t>21:22–32</w:t>
+      </w:r>
       <w:r>
         <w:rPr>
           <w:lang w:val="en_US" w:bidi="en_US"/>
@@ -667,90 +541,60 @@
         </w:rPr>
         <w:t>Isaac received the same promise as his father (</w:t>
       </w:r>
-      <w:hyperlink r:id="rId34">
-        <w:r>
-          <w:rPr>
-            <w:lang w:val="en_US" w:bidi="en_US"/>
-          </w:rPr>
-          <w:rPr>
-            <w:color w:val="0000EE"/>
-            <w:u w:val="single"/>
-          </w:rPr>
-          <w:t>Genesis 26:2–5</w:t>
-        </w:r>
-      </w:hyperlink>
+      <w:r>
+        <w:rPr>
+          <w:lang w:val="en_US" w:bidi="en_US"/>
+        </w:rPr>
+        <w:t>Genesis 26:2–5</w:t>
+      </w:r>
       <w:r>
         <w:rPr>
           <w:lang w:val="en_US" w:bidi="en_US"/>
         </w:rPr>
         <w:t xml:space="preserve">, </w:t>
       </w:r>
-      <w:hyperlink r:id="rId35">
-        <w:r>
-          <w:rPr>
-            <w:lang w:val="en_US" w:bidi="en_US"/>
-          </w:rPr>
-          <w:rPr>
-            <w:color w:val="0000EE"/>
-            <w:u w:val="single"/>
-          </w:rPr>
-          <w:t>23–25</w:t>
-        </w:r>
-      </w:hyperlink>
+      <w:r>
+        <w:rPr>
+          <w:lang w:val="en_US" w:bidi="en_US"/>
+        </w:rPr>
+        <w:t>23–25</w:t>
+      </w:r>
       <w:r>
         <w:rPr>
           <w:lang w:val="en_US" w:bidi="en_US"/>
         </w:rPr>
         <w:t xml:space="preserve">; compare </w:t>
       </w:r>
-      <w:hyperlink r:id="rId36">
-        <w:r>
-          <w:rPr>
-            <w:lang w:val="en_US" w:bidi="en_US"/>
-          </w:rPr>
-          <w:rPr>
-            <w:color w:val="0000EE"/>
-            <w:u w:val="single"/>
-          </w:rPr>
-          <w:t>22:16–18</w:t>
-        </w:r>
-      </w:hyperlink>
+      <w:r>
+        <w:rPr>
+          <w:lang w:val="en_US" w:bidi="en_US"/>
+        </w:rPr>
+        <w:t>22:16–18</w:t>
+      </w:r>
       <w:r>
         <w:rPr>
           <w:lang w:val="en_US" w:bidi="en_US"/>
         </w:rPr>
         <w:t xml:space="preserve">). He showed his commitment by continuing the practice of circumcision, which symbolized the covenant (see </w:t>
       </w:r>
-      <w:hyperlink r:id="rId37">
-        <w:r>
-          <w:rPr>
-            <w:lang w:val="en_US" w:bidi="en_US"/>
-          </w:rPr>
-          <w:rPr>
-            <w:color w:val="0000EE"/>
-            <w:u w:val="single"/>
-          </w:rPr>
-          <w:t>Acts 7:8</w:t>
-        </w:r>
-      </w:hyperlink>
+      <w:r>
+        <w:rPr>
+          <w:lang w:val="en_US" w:bidi="en_US"/>
+        </w:rPr>
+        <w:t>Acts 7:8</w:t>
+      </w:r>
       <w:r>
         <w:rPr>
           <w:lang w:val="en_US" w:bidi="en_US"/>
         </w:rPr>
         <w:t xml:space="preserve">). As the child of promise, Isaac represents all who are Abraham's children through faith in Christ. They are free to live as God's children, not as slaves (see </w:t>
       </w:r>
-      <w:hyperlink r:id="rId38">
-        <w:r>
-          <w:rPr>
-            <w:lang w:val="en_US" w:bidi="en_US"/>
-          </w:rPr>
-          <w:rPr>
-            <w:color w:val="0000EE"/>
-            <w:u w:val="single"/>
-          </w:rPr>
-          <w:t>Galatians 4:21–5:1</w:t>
-        </w:r>
-      </w:hyperlink>
+      <w:r>
+        <w:rPr>
+          <w:lang w:val="en_US" w:bidi="en_US"/>
+        </w:rPr>
+        <w:t>Galatians 4:21–5:1</w:t>
+      </w:r>
       <w:r>
         <w:rPr>
           <w:lang w:val="en_US" w:bidi="en_US"/>
@@ -780,360 +624,240 @@
           <w:lang w:val="en_US" w:bidi="en_US"/>
         </w:rPr>
       </w:r>
-      <w:hyperlink r:id="rId39">
-        <w:r>
-          <w:rPr>
-            <w:lang w:val="en_US" w:bidi="en_US"/>
-          </w:rPr>
-          <w:rPr>
-            <w:color w:val="0000EE"/>
-            <w:u w:val="single"/>
-          </w:rPr>
-          <w:t>Genesis 17:19–21</w:t>
-        </w:r>
-      </w:hyperlink>
+      <w:r>
+        <w:rPr>
+          <w:lang w:val="en_US" w:bidi="en_US"/>
+        </w:rPr>
+        <w:t>Genesis 17:19–21</w:t>
+      </w:r>
       <w:r>
         <w:rPr>
           <w:lang w:val="en_US" w:bidi="en_US"/>
         </w:rPr>
         <w:t xml:space="preserve">; </w:t>
       </w:r>
-      <w:hyperlink r:id="rId40">
-        <w:r>
-          <w:rPr>
-            <w:lang w:val="en_US" w:bidi="en_US"/>
-          </w:rPr>
-          <w:rPr>
-            <w:color w:val="0000EE"/>
-            <w:u w:val="single"/>
-          </w:rPr>
-          <w:t>21:1–12</w:t>
-        </w:r>
-      </w:hyperlink>
+      <w:r>
+        <w:rPr>
+          <w:lang w:val="en_US" w:bidi="en_US"/>
+        </w:rPr>
+        <w:t>21:1–12</w:t>
+      </w:r>
       <w:r>
         <w:rPr>
           <w:lang w:val="en_US" w:bidi="en_US"/>
         </w:rPr>
         <w:t xml:space="preserve">; </w:t>
       </w:r>
-      <w:hyperlink r:id="rId17">
-        <w:r>
-          <w:rPr>
-            <w:lang w:val="en_US" w:bidi="en_US"/>
-          </w:rPr>
-          <w:rPr>
-            <w:color w:val="0000EE"/>
-            <w:u w:val="single"/>
-          </w:rPr>
-          <w:t>22:1–19</w:t>
-        </w:r>
-      </w:hyperlink>
+      <w:r>
+        <w:rPr>
+          <w:lang w:val="en_US" w:bidi="en_US"/>
+        </w:rPr>
+        <w:t>22:1–19</w:t>
+      </w:r>
       <w:r>
         <w:rPr>
           <w:lang w:val="en_US" w:bidi="en_US"/>
         </w:rPr>
         <w:t xml:space="preserve">; </w:t>
       </w:r>
-      <w:hyperlink r:id="rId41">
-        <w:r>
-          <w:rPr>
-            <w:lang w:val="en_US" w:bidi="en_US"/>
-          </w:rPr>
-          <w:rPr>
-            <w:color w:val="0000EE"/>
-            <w:u w:val="single"/>
-          </w:rPr>
-          <w:t>24:1–8</w:t>
-        </w:r>
-      </w:hyperlink>
+      <w:r>
+        <w:rPr>
+          <w:lang w:val="en_US" w:bidi="en_US"/>
+        </w:rPr>
+        <w:t>24:1–8</w:t>
+      </w:r>
       <w:r>
         <w:rPr>
           <w:lang w:val="en_US" w:bidi="en_US"/>
         </w:rPr>
         <w:t xml:space="preserve">, </w:t>
       </w:r>
-      <w:hyperlink r:id="rId42">
-        <w:r>
-          <w:rPr>
-            <w:lang w:val="en_US" w:bidi="en_US"/>
-          </w:rPr>
-          <w:rPr>
-            <w:color w:val="0000EE"/>
-            <w:u w:val="single"/>
-          </w:rPr>
-          <w:t>14</w:t>
-        </w:r>
-      </w:hyperlink>
+      <w:r>
+        <w:rPr>
+          <w:lang w:val="en_US" w:bidi="en_US"/>
+        </w:rPr>
+        <w:t>14</w:t>
+      </w:r>
       <w:r>
         <w:rPr>
           <w:lang w:val="en_US" w:bidi="en_US"/>
         </w:rPr>
         <w:t xml:space="preserve">, </w:t>
       </w:r>
-      <w:hyperlink r:id="rId43">
-        <w:r>
-          <w:rPr>
-            <w:lang w:val="en_US" w:bidi="en_US"/>
-          </w:rPr>
-          <w:rPr>
-            <w:color w:val="0000EE"/>
-            <w:u w:val="single"/>
-          </w:rPr>
-          <w:t>62–67</w:t>
-        </w:r>
-      </w:hyperlink>
+      <w:r>
+        <w:rPr>
+          <w:lang w:val="en_US" w:bidi="en_US"/>
+        </w:rPr>
+        <w:t>62–67</w:t>
+      </w:r>
       <w:r>
         <w:rPr>
           <w:lang w:val="en_US" w:bidi="en_US"/>
         </w:rPr>
         <w:t xml:space="preserve">; </w:t>
       </w:r>
-      <w:hyperlink r:id="rId44">
-        <w:r>
-          <w:rPr>
-            <w:lang w:val="en_US" w:bidi="en_US"/>
-          </w:rPr>
-          <w:rPr>
-            <w:color w:val="0000EE"/>
-            <w:u w:val="single"/>
-          </w:rPr>
-          <w:t>25:5–11</w:t>
-        </w:r>
-      </w:hyperlink>
+      <w:r>
+        <w:rPr>
+          <w:lang w:val="en_US" w:bidi="en_US"/>
+        </w:rPr>
+        <w:t>25:5–11</w:t>
+      </w:r>
       <w:r>
         <w:rPr>
           <w:lang w:val="en_US" w:bidi="en_US"/>
         </w:rPr>
         <w:t xml:space="preserve">, </w:t>
       </w:r>
-      <w:hyperlink r:id="rId45">
-        <w:r>
-          <w:rPr>
-            <w:lang w:val="en_US" w:bidi="en_US"/>
-          </w:rPr>
-          <w:rPr>
-            <w:color w:val="0000EE"/>
-            <w:u w:val="single"/>
-          </w:rPr>
-          <w:t>19–28</w:t>
-        </w:r>
-      </w:hyperlink>
+      <w:r>
+        <w:rPr>
+          <w:lang w:val="en_US" w:bidi="en_US"/>
+        </w:rPr>
+        <w:t>19–28</w:t>
+      </w:r>
       <w:r>
         <w:rPr>
           <w:lang w:val="en_US" w:bidi="en_US"/>
         </w:rPr>
         <w:t xml:space="preserve">; </w:t>
       </w:r>
-      <w:hyperlink r:id="rId46">
-        <w:r>
-          <w:rPr>
-            <w:lang w:val="en_US" w:bidi="en_US"/>
-          </w:rPr>
-          <w:rPr>
-            <w:color w:val="0000EE"/>
-            <w:u w:val="single"/>
-          </w:rPr>
-          <w:t>26:1–28:9</w:t>
-        </w:r>
-      </w:hyperlink>
+      <w:r>
+        <w:rPr>
+          <w:lang w:val="en_US" w:bidi="en_US"/>
+        </w:rPr>
+        <w:t>26:1–28:9</w:t>
+      </w:r>
       <w:r>
         <w:rPr>
           <w:lang w:val="en_US" w:bidi="en_US"/>
         </w:rPr>
         <w:t xml:space="preserve">; </w:t>
       </w:r>
-      <w:hyperlink r:id="rId47">
-        <w:r>
-          <w:rPr>
-            <w:lang w:val="en_US" w:bidi="en_US"/>
-          </w:rPr>
-          <w:rPr>
-            <w:color w:val="0000EE"/>
-            <w:u w:val="single"/>
-          </w:rPr>
-          <w:t>31:42</w:t>
-        </w:r>
-      </w:hyperlink>
+      <w:r>
+        <w:rPr>
+          <w:lang w:val="en_US" w:bidi="en_US"/>
+        </w:rPr>
+        <w:t>31:42</w:t>
+      </w:r>
       <w:r>
         <w:rPr>
           <w:lang w:val="en_US" w:bidi="en_US"/>
         </w:rPr>
         <w:t xml:space="preserve">; </w:t>
       </w:r>
-      <w:hyperlink r:id="rId48">
-        <w:r>
-          <w:rPr>
-            <w:lang w:val="en_US" w:bidi="en_US"/>
-          </w:rPr>
-          <w:rPr>
-            <w:color w:val="0000EE"/>
-            <w:u w:val="single"/>
-          </w:rPr>
-          <w:t>35:12</w:t>
-        </w:r>
-      </w:hyperlink>
+      <w:r>
+        <w:rPr>
+          <w:lang w:val="en_US" w:bidi="en_US"/>
+        </w:rPr>
+        <w:t>35:12</w:t>
+      </w:r>
       <w:r>
         <w:rPr>
           <w:lang w:val="en_US" w:bidi="en_US"/>
         </w:rPr>
         <w:t xml:space="preserve">, </w:t>
       </w:r>
-      <w:hyperlink r:id="rId49">
-        <w:r>
-          <w:rPr>
-            <w:lang w:val="en_US" w:bidi="en_US"/>
-          </w:rPr>
-          <w:rPr>
-            <w:color w:val="0000EE"/>
-            <w:u w:val="single"/>
-          </w:rPr>
-          <w:t>27–28</w:t>
-        </w:r>
-      </w:hyperlink>
+      <w:r>
+        <w:rPr>
+          <w:lang w:val="en_US" w:bidi="en_US"/>
+        </w:rPr>
+        <w:t>27–28</w:t>
+      </w:r>
       <w:r>
         <w:rPr>
           <w:lang w:val="en_US" w:bidi="en_US"/>
         </w:rPr>
         <w:t xml:space="preserve">; </w:t>
       </w:r>
-      <w:hyperlink r:id="rId50">
-        <w:r>
-          <w:rPr>
-            <w:lang w:val="en_US" w:bidi="en_US"/>
-          </w:rPr>
-          <w:rPr>
-            <w:color w:val="0000EE"/>
-            <w:u w:val="single"/>
-          </w:rPr>
-          <w:t>48:15–16</w:t>
-        </w:r>
-      </w:hyperlink>
+      <w:r>
+        <w:rPr>
+          <w:lang w:val="en_US" w:bidi="en_US"/>
+        </w:rPr>
+        <w:t>48:15–16</w:t>
+      </w:r>
       <w:r>
         <w:rPr>
           <w:lang w:val="en_US" w:bidi="en_US"/>
         </w:rPr>
         <w:t xml:space="preserve">; </w:t>
       </w:r>
-      <w:hyperlink r:id="rId51">
-        <w:r>
-          <w:rPr>
-            <w:lang w:val="en_US" w:bidi="en_US"/>
-          </w:rPr>
-          <w:rPr>
-            <w:color w:val="0000EE"/>
-            <w:u w:val="single"/>
-          </w:rPr>
-          <w:t>49:31</w:t>
-        </w:r>
-      </w:hyperlink>
+      <w:r>
+        <w:rPr>
+          <w:lang w:val="en_US" w:bidi="en_US"/>
+        </w:rPr>
+        <w:t>49:31</w:t>
+      </w:r>
       <w:r>
         <w:rPr>
           <w:lang w:val="en_US" w:bidi="en_US"/>
         </w:rPr>
         <w:t xml:space="preserve">; </w:t>
       </w:r>
-      <w:hyperlink r:id="rId52">
-        <w:r>
-          <w:rPr>
-            <w:lang w:val="en_US" w:bidi="en_US"/>
-          </w:rPr>
-          <w:rPr>
-            <w:color w:val="0000EE"/>
-            <w:u w:val="single"/>
-          </w:rPr>
-          <w:t>Exodus 3:6</w:t>
-        </w:r>
-      </w:hyperlink>
+      <w:r>
+        <w:rPr>
+          <w:lang w:val="en_US" w:bidi="en_US"/>
+        </w:rPr>
+        <w:t>Exodus 3:6</w:t>
+      </w:r>
       <w:r>
         <w:rPr>
           <w:lang w:val="en_US" w:bidi="en_US"/>
         </w:rPr>
         <w:t xml:space="preserve">; </w:t>
       </w:r>
-      <w:hyperlink r:id="rId53">
-        <w:r>
-          <w:rPr>
-            <w:lang w:val="en_US" w:bidi="en_US"/>
-          </w:rPr>
-          <w:rPr>
-            <w:color w:val="0000EE"/>
-            <w:u w:val="single"/>
-          </w:rPr>
-          <w:t>Joshua 24:3–4</w:t>
-        </w:r>
-      </w:hyperlink>
+      <w:r>
+        <w:rPr>
+          <w:lang w:val="en_US" w:bidi="en_US"/>
+        </w:rPr>
+        <w:t>Joshua 24:3–4</w:t>
+      </w:r>
       <w:r>
         <w:rPr>
           <w:lang w:val="en_US" w:bidi="en_US"/>
         </w:rPr>
         <w:t xml:space="preserve">; </w:t>
       </w:r>
-      <w:hyperlink r:id="rId54">
-        <w:r>
-          <w:rPr>
-            <w:lang w:val="en_US" w:bidi="en_US"/>
-          </w:rPr>
-          <w:rPr>
-            <w:color w:val="0000EE"/>
-            <w:u w:val="single"/>
-          </w:rPr>
-          <w:t>Romans 9:6–10</w:t>
-        </w:r>
-      </w:hyperlink>
+      <w:r>
+        <w:rPr>
+          <w:lang w:val="en_US" w:bidi="en_US"/>
+        </w:rPr>
+        <w:t>Romans 9:6–10</w:t>
+      </w:r>
       <w:r>
         <w:rPr>
           <w:lang w:val="en_US" w:bidi="en_US"/>
         </w:rPr>
         <w:t xml:space="preserve">; </w:t>
       </w:r>
-      <w:hyperlink r:id="rId55">
-        <w:r>
-          <w:rPr>
-            <w:lang w:val="en_US" w:bidi="en_US"/>
-          </w:rPr>
-          <w:rPr>
-            <w:color w:val="0000EE"/>
-            <w:u w:val="single"/>
-          </w:rPr>
-          <w:t>Galatians 4:21–31</w:t>
-        </w:r>
-      </w:hyperlink>
+      <w:r>
+        <w:rPr>
+          <w:lang w:val="en_US" w:bidi="en_US"/>
+        </w:rPr>
+        <w:t>Galatians 4:21–31</w:t>
+      </w:r>
       <w:r>
         <w:rPr>
           <w:lang w:val="en_US" w:bidi="en_US"/>
         </w:rPr>
         <w:t xml:space="preserve">; </w:t>
       </w:r>
-      <w:hyperlink r:id="rId56">
-        <w:r>
-          <w:rPr>
-            <w:lang w:val="en_US" w:bidi="en_US"/>
-          </w:rPr>
-          <w:rPr>
-            <w:color w:val="0000EE"/>
-            <w:u w:val="single"/>
-          </w:rPr>
-          <w:t>Hebrews 11:8–9</w:t>
-        </w:r>
-      </w:hyperlink>
+      <w:r>
+        <w:rPr>
+          <w:lang w:val="en_US" w:bidi="en_US"/>
+        </w:rPr>
+        <w:t>Hebrews 11:8–9</w:t>
+      </w:r>
       <w:r>
         <w:rPr>
           <w:lang w:val="en_US" w:bidi="en_US"/>
         </w:rPr>
         <w:t xml:space="preserve">, </w:t>
       </w:r>
-      <w:hyperlink r:id="rId57">
-        <w:r>
-          <w:rPr>
-            <w:lang w:val="en_US" w:bidi="en_US"/>
-          </w:rPr>
-          <w:rPr>
-            <w:color w:val="0000EE"/>
-            <w:u w:val="single"/>
-          </w:rPr>
-          <w:t>17–20</w:t>
-        </w:r>
-      </w:hyperlink>
+      <w:r>
+        <w:rPr>
+          <w:lang w:val="en_US" w:bidi="en_US"/>
+        </w:rPr>
+        <w:t>17–20</w:t>
+      </w:r>
       <w:r>
         <w:rPr>
           <w:lang w:val="en_US" w:bidi="en_US"/>
@@ -1182,108 +906,72 @@
         </w:rPr>
         <w:t>Isaiah was a prophet from Judah during the reigns of Uzziah, Jotham, Ahaz, and Hezekiah. He was the son of Amoz (</w:t>
       </w:r>
-      <w:hyperlink r:id="rId58">
-        <w:r>
-          <w:rPr>
-            <w:lang w:val="en_US" w:bidi="en_US"/>
-          </w:rPr>
-          <w:rPr>
-            <w:color w:val="0000EE"/>
-            <w:u w:val="single"/>
-          </w:rPr>
-          <w:t>Isaiah 1:1</w:t>
-        </w:r>
-      </w:hyperlink>
+      <w:r>
+        <w:rPr>
+          <w:lang w:val="en_US" w:bidi="en_US"/>
+        </w:rPr>
+        <w:t>Isaiah 1:1</w:t>
+      </w:r>
       <w:r>
         <w:rPr>
           <w:lang w:val="en_US" w:bidi="en_US"/>
         </w:rPr>
         <w:t>). He might have been related to King Amaziah. Isaiah lived in Jerusalem, was well-educated, and greatly understood human nature. He served as a prophet for a long time, from about 740 to 685 BC. As Judah's political and religious advisor, he had access to kings and was likely the court historian (</w:t>
       </w:r>
-      <w:hyperlink r:id="rId59">
-        <w:r>
-          <w:rPr>
-            <w:lang w:val="en_US" w:bidi="en_US"/>
-          </w:rPr>
-          <w:rPr>
-            <w:color w:val="0000EE"/>
-            <w:u w:val="single"/>
-          </w:rPr>
-          <w:t>2 Chronicles 26:22</w:t>
-        </w:r>
-      </w:hyperlink>
+      <w:r>
+        <w:rPr>
+          <w:lang w:val="en_US" w:bidi="en_US"/>
+        </w:rPr>
+        <w:t>2 Chronicles 26:22</w:t>
+      </w:r>
       <w:r>
         <w:rPr>
           <w:lang w:val="en_US" w:bidi="en_US"/>
         </w:rPr>
         <w:t xml:space="preserve">; </w:t>
       </w:r>
-      <w:hyperlink r:id="rId60">
-        <w:r>
-          <w:rPr>
-            <w:lang w:val="en_US" w:bidi="en_US"/>
-          </w:rPr>
-          <w:rPr>
-            <w:color w:val="0000EE"/>
-            <w:u w:val="single"/>
-          </w:rPr>
-          <w:t>32:32</w:t>
-        </w:r>
-      </w:hyperlink>
+      <w:r>
+        <w:rPr>
+          <w:lang w:val="en_US" w:bidi="en_US"/>
+        </w:rPr>
+        <w:t>32:32</w:t>
+      </w:r>
       <w:r>
         <w:rPr>
           <w:lang w:val="en_US" w:bidi="en_US"/>
         </w:rPr>
         <w:t xml:space="preserve">). Isaiah's wife was called a "prophetess" (see Study Note on </w:t>
       </w:r>
-      <w:hyperlink r:id="rId61">
-        <w:r>
-          <w:rPr>
-            <w:lang w:val="en_US" w:bidi="en_US"/>
-          </w:rPr>
-          <w:rPr>
-            <w:color w:val="0000EE"/>
-            <w:u w:val="single"/>
-          </w:rPr>
-          <w:t>Isaiah 8:3</w:t>
-        </w:r>
-      </w:hyperlink>
+      <w:r>
+        <w:rPr>
+          <w:lang w:val="en_US" w:bidi="en_US"/>
+        </w:rPr>
+        <w:t>Isaiah 8:3</w:t>
+      </w:r>
       <w:r>
         <w:rPr>
           <w:lang w:val="en_US" w:bidi="en_US"/>
         </w:rPr>
         <w:t>). Their sons were Shear-jashub and Maher-shalal-hash-baz (</w:t>
       </w:r>
-      <w:hyperlink r:id="rId62">
-        <w:r>
-          <w:rPr>
-            <w:lang w:val="en_US" w:bidi="en_US"/>
-          </w:rPr>
-          <w:rPr>
-            <w:color w:val="0000EE"/>
-            <w:u w:val="single"/>
-          </w:rPr>
-          <w:t>Isaiah 7:3</w:t>
-        </w:r>
-      </w:hyperlink>
+      <w:r>
+        <w:rPr>
+          <w:lang w:val="en_US" w:bidi="en_US"/>
+        </w:rPr>
+        <w:t>Isaiah 7:3</w:t>
+      </w:r>
       <w:r>
         <w:rPr>
           <w:lang w:val="en_US" w:bidi="en_US"/>
         </w:rPr>
         <w:t>;</w:t>
       </w:r>
-      <w:hyperlink r:id="rId61">
-        <w:r>
-          <w:rPr>
-            <w:lang w:val="en_US" w:bidi="en_US"/>
-          </w:rPr>
-          <w:rPr>
-            <w:color w:val="0000EE"/>
-            <w:u w:val="single"/>
-          </w:rPr>
-          <w:t xml:space="preserve"> 8:3</w:t>
-        </w:r>
-      </w:hyperlink>
+      <w:r>
+        <w:rPr>
+          <w:lang w:val="en_US" w:bidi="en_US"/>
+        </w:rPr>
+        <w:t xml:space="preserve"> 8:3</w:t>
+      </w:r>
       <w:r>
         <w:rPr>
           <w:lang w:val="en_US" w:bidi="en_US"/>
@@ -1304,108 +992,72 @@
         </w:rPr>
         <w:t>Isaiah opposed all social and political evil. He criticized fortune-tellers and rebuked kings for their stubbornness and indifference. He condemned wealthy, influential people who ignored their duties. He urged everyone to follow God's covenant. Isaiah opposed Canaanite idolatry and insincere religious practices (</w:t>
       </w:r>
-      <w:hyperlink r:id="rId63">
-        <w:r>
-          <w:rPr>
-            <w:lang w:val="en_US" w:bidi="en_US"/>
-          </w:rPr>
-          <w:rPr>
-            <w:color w:val="0000EE"/>
-            <w:u w:val="single"/>
-          </w:rPr>
-          <w:t>Isaiah 1:10–17</w:t>
-        </w:r>
-      </w:hyperlink>
+      <w:r>
+        <w:rPr>
+          <w:lang w:val="en_US" w:bidi="en_US"/>
+        </w:rPr>
+        <w:t>Isaiah 1:10–17</w:t>
+      </w:r>
       <w:r>
         <w:rPr>
           <w:lang w:val="en_US" w:bidi="en_US"/>
         </w:rPr>
         <w:t xml:space="preserve">; </w:t>
       </w:r>
-      <w:hyperlink r:id="rId64">
-        <w:r>
-          <w:rPr>
-            <w:lang w:val="en_US" w:bidi="en_US"/>
-          </w:rPr>
-          <w:rPr>
-            <w:color w:val="0000EE"/>
-            <w:u w:val="single"/>
-          </w:rPr>
-          <w:t>29:13</w:t>
-        </w:r>
-      </w:hyperlink>
+      <w:r>
+        <w:rPr>
+          <w:lang w:val="en_US" w:bidi="en_US"/>
+        </w:rPr>
+        <w:t>29:13</w:t>
+      </w:r>
       <w:r>
         <w:rPr>
           <w:lang w:val="en_US" w:bidi="en_US"/>
         </w:rPr>
         <w:t>). He warned of judgment and stated that only a righteous few would survive (</w:t>
       </w:r>
-      <w:hyperlink r:id="rId65">
-        <w:r>
-          <w:rPr>
-            <w:lang w:val="en_US" w:bidi="en_US"/>
-          </w:rPr>
-          <w:rPr>
-            <w:color w:val="0000EE"/>
-            <w:u w:val="single"/>
-          </w:rPr>
-          <w:t>Isaiah 6:11–13</w:t>
-        </w:r>
-      </w:hyperlink>
+      <w:r>
+        <w:rPr>
+          <w:lang w:val="en_US" w:bidi="en_US"/>
+        </w:rPr>
+        <w:t>Isaiah 6:11–13</w:t>
+      </w:r>
       <w:r>
         <w:rPr>
           <w:lang w:val="en_US" w:bidi="en_US"/>
         </w:rPr>
         <w:t>). He predicted the coming Messiah, a peaceful prince of God's kingdom (</w:t>
       </w:r>
-      <w:hyperlink r:id="rId66">
-        <w:r>
-          <w:rPr>
-            <w:lang w:val="en_US" w:bidi="en_US"/>
-          </w:rPr>
-          <w:rPr>
-            <w:color w:val="0000EE"/>
-            <w:u w:val="single"/>
-          </w:rPr>
-          <w:t>Isaiah 9:6–7</w:t>
-        </w:r>
-      </w:hyperlink>
+      <w:r>
+        <w:rPr>
+          <w:lang w:val="en_US" w:bidi="en_US"/>
+        </w:rPr>
+        <w:t>Isaiah 9:6–7</w:t>
+      </w:r>
       <w:r>
         <w:rPr>
           <w:lang w:val="en_US" w:bidi="en_US"/>
         </w:rPr>
         <w:t xml:space="preserve">; </w:t>
       </w:r>
-      <w:hyperlink r:id="rId67">
-        <w:r>
-          <w:rPr>
-            <w:lang w:val="en_US" w:bidi="en_US"/>
-          </w:rPr>
-          <w:rPr>
-            <w:color w:val="0000EE"/>
-            <w:u w:val="single"/>
-          </w:rPr>
-          <w:t>11:1–11</w:t>
-        </w:r>
-      </w:hyperlink>
+      <w:r>
+        <w:rPr>
+          <w:lang w:val="en_US" w:bidi="en_US"/>
+        </w:rPr>
+        <w:t>11:1–11</w:t>
+      </w:r>
       <w:r>
         <w:rPr>
           <w:lang w:val="en_US" w:bidi="en_US"/>
         </w:rPr>
         <w:t>). The Messiah would also be an obedient, suffering servant (</w:t>
       </w:r>
-      <w:hyperlink r:id="rId68">
-        <w:r>
-          <w:rPr>
-            <w:lang w:val="en_US" w:bidi="en_US"/>
-          </w:rPr>
-          <w:rPr>
-            <w:color w:val="0000EE"/>
-            <w:u w:val="single"/>
-          </w:rPr>
-          <w:t>53:3–12</w:t>
-        </w:r>
-      </w:hyperlink>
+      <w:r>
+        <w:rPr>
+          <w:lang w:val="en_US" w:bidi="en_US"/>
+        </w:rPr>
+        <w:t>53:3–12</w:t>
+      </w:r>
       <w:r>
         <w:rPr>
           <w:lang w:val="en_US" w:bidi="en_US"/>
@@ -1435,432 +1087,288 @@
           <w:lang w:val="en_US" w:bidi="en_US"/>
         </w:rPr>
       </w:r>
-      <w:hyperlink r:id="rId69">
-        <w:r>
-          <w:rPr>
-            <w:lang w:val="en_US" w:bidi="en_US"/>
-          </w:rPr>
-          <w:rPr>
-            <w:color w:val="0000EE"/>
-            <w:u w:val="single"/>
-          </w:rPr>
-          <w:t>2 Kings 19:1–20:19</w:t>
-        </w:r>
-      </w:hyperlink>
+      <w:r>
+        <w:rPr>
+          <w:lang w:val="en_US" w:bidi="en_US"/>
+        </w:rPr>
+        <w:t>2 Kings 19:1–20:19</w:t>
+      </w:r>
       <w:r>
         <w:rPr>
           <w:lang w:val="en_US" w:bidi="en_US"/>
         </w:rPr>
         <w:t xml:space="preserve">; </w:t>
       </w:r>
-      <w:hyperlink r:id="rId59">
-        <w:r>
-          <w:rPr>
-            <w:lang w:val="en_US" w:bidi="en_US"/>
-          </w:rPr>
-          <w:rPr>
-            <w:color w:val="0000EE"/>
-            <w:u w:val="single"/>
-          </w:rPr>
-          <w:t>2 Chronicles 26:22</w:t>
-        </w:r>
-      </w:hyperlink>
+      <w:r>
+        <w:rPr>
+          <w:lang w:val="en_US" w:bidi="en_US"/>
+        </w:rPr>
+        <w:t>2 Chronicles 26:22</w:t>
+      </w:r>
       <w:r>
         <w:rPr>
           <w:lang w:val="en_US" w:bidi="en_US"/>
         </w:rPr>
         <w:t xml:space="preserve">; </w:t>
       </w:r>
-      <w:hyperlink r:id="rId70">
-        <w:r>
-          <w:rPr>
-            <w:lang w:val="en_US" w:bidi="en_US"/>
-          </w:rPr>
-          <w:rPr>
-            <w:color w:val="0000EE"/>
-            <w:u w:val="single"/>
-          </w:rPr>
-          <w:t>32:20</w:t>
-        </w:r>
-      </w:hyperlink>
+      <w:r>
+        <w:rPr>
+          <w:lang w:val="en_US" w:bidi="en_US"/>
+        </w:rPr>
+        <w:t>32:20</w:t>
+      </w:r>
       <w:r>
         <w:rPr>
           <w:lang w:val="en_US" w:bidi="en_US"/>
         </w:rPr>
         <w:t xml:space="preserve">, </w:t>
       </w:r>
-      <w:hyperlink r:id="rId60">
-        <w:r>
-          <w:rPr>
-            <w:lang w:val="en_US" w:bidi="en_US"/>
-          </w:rPr>
-          <w:rPr>
-            <w:color w:val="0000EE"/>
-            <w:u w:val="single"/>
-          </w:rPr>
-          <w:t>32</w:t>
-        </w:r>
-      </w:hyperlink>
+      <w:r>
+        <w:rPr>
+          <w:lang w:val="en_US" w:bidi="en_US"/>
+        </w:rPr>
+        <w:t>32</w:t>
+      </w:r>
       <w:r>
         <w:rPr>
           <w:lang w:val="en_US" w:bidi="en_US"/>
         </w:rPr>
         <w:t xml:space="preserve">; </w:t>
       </w:r>
-      <w:hyperlink r:id="rId71">
-        <w:r>
-          <w:rPr>
-            <w:lang w:val="en_US" w:bidi="en_US"/>
-          </w:rPr>
-          <w:rPr>
-            <w:color w:val="0000EE"/>
-            <w:u w:val="single"/>
-          </w:rPr>
-          <w:t>Isaiah 1:1–66:24</w:t>
-        </w:r>
-      </w:hyperlink>
+      <w:r>
+        <w:rPr>
+          <w:lang w:val="en_US" w:bidi="en_US"/>
+        </w:rPr>
+        <w:t>Isaiah 1:1–66:24</w:t>
+      </w:r>
       <w:r>
         <w:rPr>
           <w:lang w:val="en_US" w:bidi="en_US"/>
         </w:rPr>
         <w:t xml:space="preserve">; </w:t>
       </w:r>
-      <w:hyperlink r:id="rId72">
-        <w:r>
-          <w:rPr>
-            <w:lang w:val="en_US" w:bidi="en_US"/>
-          </w:rPr>
-          <w:rPr>
-            <w:color w:val="0000EE"/>
-            <w:u w:val="single"/>
-          </w:rPr>
-          <w:t>Matthew 3:3</w:t>
-        </w:r>
-      </w:hyperlink>
+      <w:r>
+        <w:rPr>
+          <w:lang w:val="en_US" w:bidi="en_US"/>
+        </w:rPr>
+        <w:t>Matthew 3:3</w:t>
+      </w:r>
       <w:r>
         <w:rPr>
           <w:lang w:val="en_US" w:bidi="en_US"/>
         </w:rPr>
         <w:t xml:space="preserve">; </w:t>
       </w:r>
-      <w:hyperlink r:id="rId73">
-        <w:r>
-          <w:rPr>
-            <w:lang w:val="en_US" w:bidi="en_US"/>
-          </w:rPr>
-          <w:rPr>
-            <w:color w:val="0000EE"/>
-            <w:u w:val="single"/>
-          </w:rPr>
-          <w:t>4:14–16</w:t>
-        </w:r>
-      </w:hyperlink>
+      <w:r>
+        <w:rPr>
+          <w:lang w:val="en_US" w:bidi="en_US"/>
+        </w:rPr>
+        <w:t>4:14–16</w:t>
+      </w:r>
       <w:r>
         <w:rPr>
           <w:lang w:val="en_US" w:bidi="en_US"/>
         </w:rPr>
         <w:t xml:space="preserve">; </w:t>
       </w:r>
-      <w:hyperlink r:id="rId74">
-        <w:r>
-          <w:rPr>
-            <w:lang w:val="en_US" w:bidi="en_US"/>
-          </w:rPr>
-          <w:rPr>
-            <w:color w:val="0000EE"/>
-            <w:u w:val="single"/>
-          </w:rPr>
-          <w:t>8:17</w:t>
-        </w:r>
-      </w:hyperlink>
+      <w:r>
+        <w:rPr>
+          <w:lang w:val="en_US" w:bidi="en_US"/>
+        </w:rPr>
+        <w:t>8:17</w:t>
+      </w:r>
       <w:r>
         <w:rPr>
           <w:lang w:val="en_US" w:bidi="en_US"/>
         </w:rPr>
         <w:t xml:space="preserve">; </w:t>
       </w:r>
-      <w:hyperlink r:id="rId75">
-        <w:r>
-          <w:rPr>
-            <w:lang w:val="en_US" w:bidi="en_US"/>
-          </w:rPr>
-          <w:rPr>
-            <w:color w:val="0000EE"/>
-            <w:u w:val="single"/>
-          </w:rPr>
-          <w:t>12:17–21</w:t>
-        </w:r>
-      </w:hyperlink>
+      <w:r>
+        <w:rPr>
+          <w:lang w:val="en_US" w:bidi="en_US"/>
+        </w:rPr>
+        <w:t>12:17–21</w:t>
+      </w:r>
       <w:r>
         <w:rPr>
           <w:lang w:val="en_US" w:bidi="en_US"/>
         </w:rPr>
         <w:t xml:space="preserve">; </w:t>
       </w:r>
-      <w:hyperlink r:id="rId76">
-        <w:r>
-          <w:rPr>
-            <w:lang w:val="en_US" w:bidi="en_US"/>
-          </w:rPr>
-          <w:rPr>
-            <w:color w:val="0000EE"/>
-            <w:u w:val="single"/>
-          </w:rPr>
-          <w:t>13:14–15</w:t>
-        </w:r>
-      </w:hyperlink>
+      <w:r>
+        <w:rPr>
+          <w:lang w:val="en_US" w:bidi="en_US"/>
+        </w:rPr>
+        <w:t>13:14–15</w:t>
+      </w:r>
       <w:r>
         <w:rPr>
           <w:lang w:val="en_US" w:bidi="en_US"/>
         </w:rPr>
         <w:t xml:space="preserve">; </w:t>
       </w:r>
-      <w:hyperlink r:id="rId77">
-        <w:r>
-          <w:rPr>
-            <w:lang w:val="en_US" w:bidi="en_US"/>
-          </w:rPr>
-          <w:rPr>
-            <w:color w:val="0000EE"/>
-            <w:u w:val="single"/>
-          </w:rPr>
-          <w:t>15:7–9</w:t>
-        </w:r>
-      </w:hyperlink>
+      <w:r>
+        <w:rPr>
+          <w:lang w:val="en_US" w:bidi="en_US"/>
+        </w:rPr>
+        <w:t>15:7–9</w:t>
+      </w:r>
       <w:r>
         <w:rPr>
           <w:lang w:val="en_US" w:bidi="en_US"/>
         </w:rPr>
         <w:t xml:space="preserve">; </w:t>
       </w:r>
-      <w:hyperlink r:id="rId78">
-        <w:r>
-          <w:rPr>
-            <w:lang w:val="en_US" w:bidi="en_US"/>
-          </w:rPr>
-          <w:rPr>
-            <w:color w:val="0000EE"/>
-            <w:u w:val="single"/>
-          </w:rPr>
-          <w:t>Mark 1:2–3</w:t>
-        </w:r>
-      </w:hyperlink>
+      <w:r>
+        <w:rPr>
+          <w:lang w:val="en_US" w:bidi="en_US"/>
+        </w:rPr>
+        <w:t>Mark 1:2–3</w:t>
+      </w:r>
       <w:r>
         <w:rPr>
           <w:lang w:val="en_US" w:bidi="en_US"/>
         </w:rPr>
         <w:t xml:space="preserve">; </w:t>
       </w:r>
-      <w:hyperlink r:id="rId79">
-        <w:r>
-          <w:rPr>
-            <w:lang w:val="en_US" w:bidi="en_US"/>
-          </w:rPr>
-          <w:rPr>
-            <w:color w:val="0000EE"/>
-            <w:u w:val="single"/>
-          </w:rPr>
-          <w:t>7:6–7</w:t>
-        </w:r>
-      </w:hyperlink>
+      <w:r>
+        <w:rPr>
+          <w:lang w:val="en_US" w:bidi="en_US"/>
+        </w:rPr>
+        <w:t>7:6–7</w:t>
+      </w:r>
       <w:r>
         <w:rPr>
           <w:lang w:val="en_US" w:bidi="en_US"/>
         </w:rPr>
         <w:t xml:space="preserve">; </w:t>
       </w:r>
-      <w:hyperlink r:id="rId80">
-        <w:r>
-          <w:rPr>
-            <w:lang w:val="en_US" w:bidi="en_US"/>
-          </w:rPr>
-          <w:rPr>
-            <w:color w:val="0000EE"/>
-            <w:u w:val="single"/>
-          </w:rPr>
-          <w:t>Luke 3:4–6</w:t>
-        </w:r>
-      </w:hyperlink>
+      <w:r>
+        <w:rPr>
+          <w:lang w:val="en_US" w:bidi="en_US"/>
+        </w:rPr>
+        <w:t>Luke 3:4–6</w:t>
+      </w:r>
       <w:r>
         <w:rPr>
           <w:lang w:val="en_US" w:bidi="en_US"/>
         </w:rPr>
         <w:t xml:space="preserve">; </w:t>
       </w:r>
-      <w:hyperlink r:id="rId81">
-        <w:r>
-          <w:rPr>
-            <w:lang w:val="en_US" w:bidi="en_US"/>
-          </w:rPr>
-          <w:rPr>
-            <w:color w:val="0000EE"/>
-            <w:u w:val="single"/>
-          </w:rPr>
-          <w:t>4:17–19</w:t>
-        </w:r>
-      </w:hyperlink>
+      <w:r>
+        <w:rPr>
+          <w:lang w:val="en_US" w:bidi="en_US"/>
+        </w:rPr>
+        <w:t>4:17–19</w:t>
+      </w:r>
       <w:r>
         <w:rPr>
           <w:lang w:val="en_US" w:bidi="en_US"/>
         </w:rPr>
         <w:t xml:space="preserve">; </w:t>
       </w:r>
-      <w:hyperlink r:id="rId82">
-        <w:r>
-          <w:rPr>
-            <w:lang w:val="en_US" w:bidi="en_US"/>
-          </w:rPr>
-          <w:rPr>
-            <w:color w:val="0000EE"/>
-            <w:u w:val="single"/>
-          </w:rPr>
-          <w:t>John 1:23</w:t>
-        </w:r>
-      </w:hyperlink>
+      <w:r>
+        <w:rPr>
+          <w:lang w:val="en_US" w:bidi="en_US"/>
+        </w:rPr>
+        <w:t>John 1:23</w:t>
+      </w:r>
       <w:r>
         <w:rPr>
           <w:lang w:val="en_US" w:bidi="en_US"/>
         </w:rPr>
         <w:t xml:space="preserve">; </w:t>
       </w:r>
-      <w:hyperlink r:id="rId83">
-        <w:r>
-          <w:rPr>
-            <w:lang w:val="en_US" w:bidi="en_US"/>
-          </w:rPr>
-          <w:rPr>
-            <w:color w:val="0000EE"/>
-            <w:u w:val="single"/>
-          </w:rPr>
-          <w:t>12:38–41</w:t>
-        </w:r>
-      </w:hyperlink>
+      <w:r>
+        <w:rPr>
+          <w:lang w:val="en_US" w:bidi="en_US"/>
+        </w:rPr>
+        <w:t>12:38–41</w:t>
+      </w:r>
       <w:r>
         <w:rPr>
           <w:lang w:val="en_US" w:bidi="en_US"/>
         </w:rPr>
         <w:t xml:space="preserve">; </w:t>
       </w:r>
-      <w:hyperlink r:id="rId84">
-        <w:r>
-          <w:rPr>
-            <w:lang w:val="en_US" w:bidi="en_US"/>
-          </w:rPr>
-          <w:rPr>
-            <w:color w:val="0000EE"/>
-            <w:u w:val="single"/>
-          </w:rPr>
-          <w:t>Acts 8:28–34</w:t>
-        </w:r>
-      </w:hyperlink>
+      <w:r>
+        <w:rPr>
+          <w:lang w:val="en_US" w:bidi="en_US"/>
+        </w:rPr>
+        <w:t>Acts 8:28–34</w:t>
+      </w:r>
       <w:r>
         <w:rPr>
           <w:lang w:val="en_US" w:bidi="en_US"/>
         </w:rPr>
         <w:t xml:space="preserve">; </w:t>
       </w:r>
-      <w:hyperlink r:id="rId85">
-        <w:r>
-          <w:rPr>
-            <w:lang w:val="en_US" w:bidi="en_US"/>
-          </w:rPr>
-          <w:rPr>
-            <w:color w:val="0000EE"/>
-            <w:u w:val="single"/>
-          </w:rPr>
-          <w:t>28:25–27</w:t>
-        </w:r>
-      </w:hyperlink>
+      <w:r>
+        <w:rPr>
+          <w:lang w:val="en_US" w:bidi="en_US"/>
+        </w:rPr>
+        <w:t>28:25–27</w:t>
+      </w:r>
       <w:r>
         <w:rPr>
           <w:lang w:val="en_US" w:bidi="en_US"/>
         </w:rPr>
         <w:t xml:space="preserve">; </w:t>
       </w:r>
-      <w:hyperlink r:id="rId86">
-        <w:r>
-          <w:rPr>
-            <w:lang w:val="en_US" w:bidi="en_US"/>
-          </w:rPr>
-          <w:rPr>
-            <w:color w:val="0000EE"/>
-            <w:u w:val="single"/>
-          </w:rPr>
-          <w:t>Romans 9:27–29</w:t>
-        </w:r>
-      </w:hyperlink>
+      <w:r>
+        <w:rPr>
+          <w:lang w:val="en_US" w:bidi="en_US"/>
+        </w:rPr>
+        <w:t>Romans 9:27–29</w:t>
+      </w:r>
       <w:r>
         <w:rPr>
           <w:lang w:val="en_US" w:bidi="en_US"/>
         </w:rPr>
         <w:t xml:space="preserve">; </w:t>
       </w:r>
-      <w:hyperlink r:id="rId87">
-        <w:r>
-          <w:rPr>
-            <w:lang w:val="en_US" w:bidi="en_US"/>
-          </w:rPr>
-          <w:rPr>
-            <w:color w:val="0000EE"/>
-            <w:u w:val="single"/>
-          </w:rPr>
-          <w:t>10:15–16</w:t>
-        </w:r>
-      </w:hyperlink>
+      <w:r>
+        <w:rPr>
+          <w:lang w:val="en_US" w:bidi="en_US"/>
+        </w:rPr>
+        <w:t>10:15–16</w:t>
+      </w:r>
       <w:r>
         <w:rPr>
           <w:lang w:val="en_US" w:bidi="en_US"/>
         </w:rPr>
         <w:t xml:space="preserve">, </w:t>
       </w:r>
-      <w:hyperlink r:id="rId88">
-        <w:r>
-          <w:rPr>
-            <w:lang w:val="en_US" w:bidi="en_US"/>
-          </w:rPr>
-          <w:rPr>
-            <w:color w:val="0000EE"/>
-            <w:u w:val="single"/>
-          </w:rPr>
-          <w:t>20–21</w:t>
-        </w:r>
-      </w:hyperlink>
+      <w:r>
+        <w:rPr>
+          <w:lang w:val="en_US" w:bidi="en_US"/>
+        </w:rPr>
+        <w:t>20–21</w:t>
+      </w:r>
       <w:r>
         <w:rPr>
           <w:lang w:val="en_US" w:bidi="en_US"/>
         </w:rPr>
         <w:t xml:space="preserve">; </w:t>
       </w:r>
-      <w:hyperlink r:id="rId89">
-        <w:r>
-          <w:rPr>
-            <w:lang w:val="en_US" w:bidi="en_US"/>
-          </w:rPr>
-          <w:rPr>
-            <w:color w:val="0000EE"/>
-            <w:u w:val="single"/>
-          </w:rPr>
-          <w:t>15:12</w:t>
-        </w:r>
-      </w:hyperlink>
+      <w:r>
+        <w:rPr>
+          <w:lang w:val="en_US" w:bidi="en_US"/>
+        </w:rPr>
+        <w:t>15:12</w:t>
+      </w:r>
       <w:r>
         <w:rPr>
           <w:lang w:val="en_US" w:bidi="en_US"/>
         </w:rPr>
         <w:t xml:space="preserve">; </w:t>
       </w:r>
-      <w:hyperlink r:id="rId90">
-        <w:r>
-          <w:rPr>
-            <w:lang w:val="en_US" w:bidi="en_US"/>
-          </w:rPr>
-          <w:rPr>
-            <w:color w:val="0000EE"/>
-            <w:u w:val="single"/>
-          </w:rPr>
-          <w:t>Galatians 4:27</w:t>
-        </w:r>
-      </w:hyperlink>
+      <w:r>
+        <w:rPr>
+          <w:lang w:val="en_US" w:bidi="en_US"/>
+        </w:rPr>
+        <w:t>Galatians 4:27</w:t>
+      </w:r>
       <w:r>
         <w:rPr>
           <w:lang w:val="en_US" w:bidi="en_US"/>
@@ -1909,144 +1417,96 @@
         </w:rPr>
         <w:t>Ishmael was Abraham’s first son, born to Hagar, Sarah’s Egyptian servant. The boy was born near Hebron when Abraham was eighty-six years old (</w:t>
       </w:r>
-      <w:hyperlink r:id="rId91">
-        <w:r>
-          <w:rPr>
-            <w:lang w:val="en_US" w:bidi="en_US"/>
-          </w:rPr>
-          <w:rPr>
-            <w:color w:val="0000EE"/>
-            <w:u w:val="single"/>
-          </w:rPr>
-          <w:t>Genesis 13:18</w:t>
-        </w:r>
-      </w:hyperlink>
+      <w:r>
+        <w:rPr>
+          <w:lang w:val="en_US" w:bidi="en_US"/>
+        </w:rPr>
+        <w:t>Genesis 13:18</w:t>
+      </w:r>
       <w:r>
         <w:rPr>
           <w:lang w:val="en_US" w:bidi="en_US"/>
         </w:rPr>
         <w:t xml:space="preserve">; </w:t>
       </w:r>
-      <w:hyperlink r:id="rId92">
-        <w:r>
-          <w:rPr>
-            <w:lang w:val="en_US" w:bidi="en_US"/>
-          </w:rPr>
-          <w:rPr>
-            <w:color w:val="0000EE"/>
-            <w:u w:val="single"/>
-          </w:rPr>
-          <w:t>16:16</w:t>
-        </w:r>
-      </w:hyperlink>
+      <w:r>
+        <w:rPr>
+          <w:lang w:val="en_US" w:bidi="en_US"/>
+        </w:rPr>
+        <w:t>16:16</w:t>
+      </w:r>
       <w:r>
         <w:rPr>
           <w:lang w:val="en_US" w:bidi="en_US"/>
         </w:rPr>
         <w:t>). God promised to make a great nation from the childless Abraham (</w:t>
       </w:r>
-      <w:hyperlink r:id="rId93">
-        <w:r>
-          <w:rPr>
-            <w:lang w:val="en_US" w:bidi="en_US"/>
-          </w:rPr>
-          <w:rPr>
-            <w:color w:val="0000EE"/>
-            <w:u w:val="single"/>
-          </w:rPr>
-          <w:t>Genesis 12:2</w:t>
-        </w:r>
-      </w:hyperlink>
+      <w:r>
+        <w:rPr>
+          <w:lang w:val="en_US" w:bidi="en_US"/>
+        </w:rPr>
+        <w:t>Genesis 12:2</w:t>
+      </w:r>
       <w:r>
         <w:rPr>
           <w:lang w:val="en_US" w:bidi="en_US"/>
         </w:rPr>
         <w:t>). God assured him he would have a son as his heir (</w:t>
       </w:r>
-      <w:hyperlink r:id="rId94">
-        <w:r>
-          <w:rPr>
-            <w:lang w:val="en_US" w:bidi="en_US"/>
-          </w:rPr>
-          <w:rPr>
-            <w:color w:val="0000EE"/>
-            <w:u w:val="single"/>
-          </w:rPr>
-          <w:t>15:4</w:t>
-        </w:r>
-      </w:hyperlink>
+      <w:r>
+        <w:rPr>
+          <w:lang w:val="en_US" w:bidi="en_US"/>
+        </w:rPr>
+        <w:t>15:4</w:t>
+      </w:r>
       <w:r>
         <w:rPr>
           <w:lang w:val="en_US" w:bidi="en_US"/>
         </w:rPr>
         <w:t xml:space="preserve">). Ishmael was born when Abraham tried to fulfill God’s promise by human means (see </w:t>
       </w:r>
-      <w:hyperlink r:id="rId20">
-        <w:r>
-          <w:rPr>
-            <w:lang w:val="en_US" w:bidi="en_US"/>
-          </w:rPr>
-          <w:rPr>
-            <w:color w:val="0000EE"/>
-            <w:u w:val="single"/>
-          </w:rPr>
-          <w:t>Genesis 16:1–16</w:t>
-        </w:r>
-      </w:hyperlink>
+      <w:r>
+        <w:rPr>
+          <w:lang w:val="en_US" w:bidi="en_US"/>
+        </w:rPr>
+        <w:t>Genesis 16:1–16</w:t>
+      </w:r>
       <w:r>
         <w:rPr>
           <w:lang w:val="en_US" w:bidi="en_US"/>
         </w:rPr>
         <w:t xml:space="preserve">; </w:t>
       </w:r>
-      <w:hyperlink r:id="rId95">
-        <w:r>
-          <w:rPr>
-            <w:lang w:val="en_US" w:bidi="en_US"/>
-          </w:rPr>
-          <w:rPr>
-            <w:color w:val="0000EE"/>
-            <w:u w:val="single"/>
-          </w:rPr>
-          <w:t>Galatians 4:23</w:t>
-        </w:r>
-      </w:hyperlink>
+      <w:r>
+        <w:rPr>
+          <w:lang w:val="en_US" w:bidi="en_US"/>
+        </w:rPr>
+        <w:t>Galatians 4:23</w:t>
+      </w:r>
       <w:r>
         <w:rPr>
           <w:lang w:val="en_US" w:bidi="en_US"/>
         </w:rPr>
         <w:t xml:space="preserve">). But God would still achieve his purposes through Sarah (see </w:t>
       </w:r>
-      <w:hyperlink r:id="rId96">
-        <w:r>
-          <w:rPr>
-            <w:lang w:val="en_US" w:bidi="en_US"/>
-          </w:rPr>
-          <w:rPr>
-            <w:color w:val="0000EE"/>
-            <w:u w:val="single"/>
-          </w:rPr>
-          <w:t>Genesis 17:15–18:15</w:t>
-        </w:r>
-      </w:hyperlink>
+      <w:r>
+        <w:rPr>
+          <w:lang w:val="en_US" w:bidi="en_US"/>
+        </w:rPr>
+        <w:t>Genesis 17:15–18:15</w:t>
+      </w:r>
       <w:r>
         <w:rPr>
           <w:lang w:val="en_US" w:bidi="en_US"/>
         </w:rPr>
         <w:t xml:space="preserve">; </w:t>
       </w:r>
-      <w:hyperlink r:id="rId97">
-        <w:r>
-          <w:rPr>
-            <w:lang w:val="en_US" w:bidi="en_US"/>
-          </w:rPr>
-          <w:rPr>
-            <w:color w:val="0000EE"/>
-            <w:u w:val="single"/>
-          </w:rPr>
-          <w:t>21:1–7</w:t>
-        </w:r>
-      </w:hyperlink>
+      <w:r>
+        <w:rPr>
+          <w:lang w:val="en_US" w:bidi="en_US"/>
+        </w:rPr>
+        <w:t>21:1–7</w:t>
+      </w:r>
       <w:r>
         <w:rPr>
           <w:lang w:val="en_US" w:bidi="en_US"/>
@@ -2067,72 +1527,48 @@
         </w:rPr>
         <w:t>God said Sarah would have a son to fulfill the promise (</w:t>
       </w:r>
-      <w:hyperlink r:id="rId98">
-        <w:r>
-          <w:rPr>
-            <w:lang w:val="en_US" w:bidi="en_US"/>
-          </w:rPr>
-          <w:rPr>
-            <w:color w:val="0000EE"/>
-            <w:u w:val="single"/>
-          </w:rPr>
-          <w:t>Genesis 17:15–16</w:t>
-        </w:r>
-      </w:hyperlink>
+      <w:r>
+        <w:rPr>
+          <w:lang w:val="en_US" w:bidi="en_US"/>
+        </w:rPr>
+        <w:t>Genesis 17:15–16</w:t>
+      </w:r>
       <w:r>
         <w:rPr>
           <w:lang w:val="en_US" w:bidi="en_US"/>
         </w:rPr>
         <w:t>). Abraham asked God to accept Ishmael (</w:t>
       </w:r>
-      <w:hyperlink r:id="rId99">
-        <w:r>
-          <w:rPr>
-            <w:lang w:val="en_US" w:bidi="en_US"/>
-          </w:rPr>
-          <w:rPr>
-            <w:color w:val="0000EE"/>
-            <w:u w:val="single"/>
-          </w:rPr>
-          <w:t>17:17–18</w:t>
-        </w:r>
-      </w:hyperlink>
+      <w:r>
+        <w:rPr>
+          <w:lang w:val="en_US" w:bidi="en_US"/>
+        </w:rPr>
+        <w:t>17:17–18</w:t>
+      </w:r>
       <w:r>
         <w:rPr>
           <w:lang w:val="en_US" w:bidi="en_US"/>
         </w:rPr>
         <w:t>). Ishmael was not the promised son because God's special agreement (covenant) would be with Isaac (</w:t>
       </w:r>
-      <w:hyperlink r:id="rId100">
-        <w:r>
-          <w:rPr>
-            <w:lang w:val="en_US" w:bidi="en_US"/>
-          </w:rPr>
-          <w:rPr>
-            <w:color w:val="0000EE"/>
-            <w:u w:val="single"/>
-          </w:rPr>
-          <w:t>Genesis 17:19</w:t>
-        </w:r>
-      </w:hyperlink>
+      <w:r>
+        <w:rPr>
+          <w:lang w:val="en_US" w:bidi="en_US"/>
+        </w:rPr>
+        <w:t>Genesis 17:19</w:t>
+      </w:r>
       <w:r>
         <w:rPr>
           <w:lang w:val="en_US" w:bidi="en_US"/>
         </w:rPr>
         <w:t>). Still, God blessed Ishmael and made him the father of a great nation (</w:t>
       </w:r>
-      <w:hyperlink r:id="rId101">
-        <w:r>
-          <w:rPr>
-            <w:lang w:val="en_US" w:bidi="en_US"/>
-          </w:rPr>
-          <w:rPr>
-            <w:color w:val="0000EE"/>
-            <w:u w:val="single"/>
-          </w:rPr>
-          <w:t>Genesis 17:20–21</w:t>
-        </w:r>
-      </w:hyperlink>
+      <w:r>
+        <w:rPr>
+          <w:lang w:val="en_US" w:bidi="en_US"/>
+        </w:rPr>
+        <w:t>Genesis 17:20–21</w:t>
+      </w:r>
       <w:r>
         <w:rPr>
           <w:lang w:val="en_US" w:bidi="en_US"/>
@@ -2153,144 +1589,96 @@
         </w:rPr>
         <w:t>When Ishmael was thirteen, he was circumcised as part of God's covenant with Abraham (</w:t>
       </w:r>
-      <w:hyperlink r:id="rId102">
-        <w:r>
-          <w:rPr>
-            <w:lang w:val="en_US" w:bidi="en_US"/>
-          </w:rPr>
-          <w:rPr>
-            <w:color w:val="0000EE"/>
-            <w:u w:val="single"/>
-          </w:rPr>
-          <w:t>Genesis 17:9–14</w:t>
-        </w:r>
-      </w:hyperlink>
+      <w:r>
+        <w:rPr>
+          <w:lang w:val="en_US" w:bidi="en_US"/>
+        </w:rPr>
+        <w:t>Genesis 17:9–14</w:t>
+      </w:r>
       <w:r>
         <w:rPr>
           <w:lang w:val="en_US" w:bidi="en_US"/>
         </w:rPr>
         <w:t xml:space="preserve">, </w:t>
       </w:r>
-      <w:hyperlink r:id="rId103">
-        <w:r>
-          <w:rPr>
-            <w:lang w:val="en_US" w:bidi="en_US"/>
-          </w:rPr>
-          <w:rPr>
-            <w:color w:val="0000EE"/>
-            <w:u w:val="single"/>
-          </w:rPr>
-          <w:t>23–27</w:t>
-        </w:r>
-      </w:hyperlink>
+      <w:r>
+        <w:rPr>
+          <w:lang w:val="en_US" w:bidi="en_US"/>
+        </w:rPr>
+        <w:t>23–27</w:t>
+      </w:r>
       <w:r>
         <w:rPr>
           <w:lang w:val="en_US" w:bidi="en_US"/>
         </w:rPr>
         <w:t>). At Isaac's weaning celebration, when Ishmael was about seventeen, he mocked Isaac (</w:t>
       </w:r>
-      <w:hyperlink r:id="rId104">
-        <w:r>
-          <w:rPr>
-            <w:lang w:val="en_US" w:bidi="en_US"/>
-          </w:rPr>
-          <w:rPr>
-            <w:color w:val="0000EE"/>
-            <w:u w:val="single"/>
-          </w:rPr>
-          <w:t>Genesis 21:9</w:t>
-        </w:r>
-      </w:hyperlink>
+      <w:r>
+        <w:rPr>
+          <w:lang w:val="en_US" w:bidi="en_US"/>
+        </w:rPr>
+        <w:t>Genesis 21:9</w:t>
+      </w:r>
       <w:r>
         <w:rPr>
           <w:lang w:val="en_US" w:bidi="en_US"/>
         </w:rPr>
         <w:t>). As a result, Abraham sent Ishmael and Hagar away with supplies. An angel of God helped Hagar survive in the wilderness, and Ishmael became a hunter. He settled in the wilderness of Paran and married an Egyptian woman (</w:t>
       </w:r>
-      <w:hyperlink r:id="rId105">
-        <w:r>
-          <w:rPr>
-            <w:lang w:val="en_US" w:bidi="en_US"/>
-          </w:rPr>
-          <w:rPr>
-            <w:color w:val="0000EE"/>
-            <w:u w:val="single"/>
-          </w:rPr>
-          <w:t>Genesis 21:20–21</w:t>
-        </w:r>
-      </w:hyperlink>
+      <w:r>
+        <w:rPr>
+          <w:lang w:val="en_US" w:bidi="en_US"/>
+        </w:rPr>
+        <w:t>Genesis 21:20–21</w:t>
+      </w:r>
       <w:r>
         <w:rPr>
           <w:lang w:val="en_US" w:bidi="en_US"/>
         </w:rPr>
         <w:t>). Ishmael helped bury Abraham (</w:t>
       </w:r>
-      <w:hyperlink r:id="rId106">
-        <w:r>
-          <w:rPr>
-            <w:lang w:val="en_US" w:bidi="en_US"/>
-          </w:rPr>
-          <w:rPr>
-            <w:color w:val="0000EE"/>
-            <w:u w:val="single"/>
-          </w:rPr>
-          <w:t>Genesis 25:9–10</w:t>
-        </w:r>
-      </w:hyperlink>
+      <w:r>
+        <w:rPr>
+          <w:lang w:val="en_US" w:bidi="en_US"/>
+        </w:rPr>
+        <w:t>Genesis 25:9–10</w:t>
+      </w:r>
       <w:r>
         <w:rPr>
           <w:lang w:val="en_US" w:bidi="en_US"/>
         </w:rPr>
         <w:t>). He gave his daughter Mahalath in marriage to Esau (</w:t>
       </w:r>
-      <w:hyperlink r:id="rId107">
-        <w:r>
-          <w:rPr>
-            <w:lang w:val="en_US" w:bidi="en_US"/>
-          </w:rPr>
-          <w:rPr>
-            <w:color w:val="0000EE"/>
-            <w:u w:val="single"/>
-          </w:rPr>
-          <w:t>28:9</w:t>
-        </w:r>
-      </w:hyperlink>
+      <w:r>
+        <w:rPr>
+          <w:lang w:val="en_US" w:bidi="en_US"/>
+        </w:rPr>
+        <w:t>28:9</w:t>
+      </w:r>
       <w:r>
         <w:rPr>
           <w:lang w:val="en_US" w:bidi="en_US"/>
         </w:rPr>
         <w:t>). Abraham died at age 137 (</w:t>
       </w:r>
-      <w:hyperlink r:id="rId108">
-        <w:r>
-          <w:rPr>
-            <w:lang w:val="en_US" w:bidi="en_US"/>
-          </w:rPr>
-          <w:rPr>
-            <w:color w:val="0000EE"/>
-            <w:u w:val="single"/>
-          </w:rPr>
-          <w:t>25:17</w:t>
-        </w:r>
-      </w:hyperlink>
+      <w:r>
+        <w:rPr>
+          <w:lang w:val="en_US" w:bidi="en_US"/>
+        </w:rPr>
+        <w:t>25:17</w:t>
+      </w:r>
       <w:r>
         <w:rPr>
           <w:lang w:val="en_US" w:bidi="en_US"/>
         </w:rPr>
         <w:t xml:space="preserve">). His twelve sons are listed in </w:t>
       </w:r>
-      <w:hyperlink r:id="rId109">
-        <w:r>
-          <w:rPr>
-            <w:lang w:val="en_US" w:bidi="en_US"/>
-          </w:rPr>
-          <w:rPr>
-            <w:color w:val="0000EE"/>
-            <w:u w:val="single"/>
-          </w:rPr>
-          <w:t>Genesis 25:13–15</w:t>
-        </w:r>
-      </w:hyperlink>
+      <w:r>
+        <w:rPr>
+          <w:lang w:val="en_US" w:bidi="en_US"/>
+        </w:rPr>
+        <w:t>Genesis 25:13–15</w:t>
+      </w:r>
       <w:r>
         <w:rPr>
           <w:lang w:val="en_US" w:bidi="en_US"/>
@@ -2311,36 +1699,24 @@
         </w:rPr>
         <w:t xml:space="preserve">Paul mentioned Ishmael to encourage the Galatians to trust in God instead of the law (see </w:t>
       </w:r>
-      <w:hyperlink r:id="rId55">
-        <w:r>
-          <w:rPr>
-            <w:lang w:val="en_US" w:bidi="en_US"/>
-          </w:rPr>
-          <w:rPr>
-            <w:color w:val="0000EE"/>
-            <w:u w:val="single"/>
-          </w:rPr>
-          <w:t>Galatians 4:21–31</w:t>
-        </w:r>
-      </w:hyperlink>
+      <w:r>
+        <w:rPr>
+          <w:lang w:val="en_US" w:bidi="en_US"/>
+        </w:rPr>
+        <w:t>Galatians 4:21–31</w:t>
+      </w:r>
       <w:r>
         <w:rPr>
           <w:lang w:val="en_US" w:bidi="en_US"/>
         </w:rPr>
         <w:t>). Those who rely on the law will not inherit the kingdom, just as the slave woman's son did not inherit with the free woman's son (</w:t>
       </w:r>
-      <w:hyperlink r:id="rId110">
-        <w:r>
-          <w:rPr>
-            <w:lang w:val="en_US" w:bidi="en_US"/>
-          </w:rPr>
-          <w:rPr>
-            <w:color w:val="0000EE"/>
-            <w:u w:val="single"/>
-          </w:rPr>
-          <w:t>Galatians 4:30</w:t>
-        </w:r>
-      </w:hyperlink>
+      <w:r>
+        <w:rPr>
+          <w:lang w:val="en_US" w:bidi="en_US"/>
+        </w:rPr>
+        <w:t>Galatians 4:30</w:t>
+      </w:r>
       <w:r>
         <w:rPr>
           <w:lang w:val="en_US" w:bidi="en_US"/>
@@ -2370,108 +1746,72 @@
           <w:lang w:val="en_US" w:bidi="en_US"/>
         </w:rPr>
       </w:r>
-      <w:hyperlink r:id="rId111">
-        <w:r>
-          <w:rPr>
-            <w:lang w:val="en_US" w:bidi="en_US"/>
-          </w:rPr>
-          <w:rPr>
-            <w:color w:val="0000EE"/>
-            <w:u w:val="single"/>
-          </w:rPr>
-          <w:t>Genesis 16:11–16</w:t>
-        </w:r>
-      </w:hyperlink>
+      <w:r>
+        <w:rPr>
+          <w:lang w:val="en_US" w:bidi="en_US"/>
+        </w:rPr>
+        <w:t>Genesis 16:11–16</w:t>
+      </w:r>
       <w:r>
         <w:rPr>
           <w:lang w:val="en_US" w:bidi="en_US"/>
         </w:rPr>
         <w:t xml:space="preserve">; </w:t>
       </w:r>
-      <w:hyperlink r:id="rId112">
-        <w:r>
-          <w:rPr>
-            <w:lang w:val="en_US" w:bidi="en_US"/>
-          </w:rPr>
-          <w:rPr>
-            <w:color w:val="0000EE"/>
-            <w:u w:val="single"/>
-          </w:rPr>
-          <w:t>Genesis 17:18–26</w:t>
-        </w:r>
-      </w:hyperlink>
+      <w:r>
+        <w:rPr>
+          <w:lang w:val="en_US" w:bidi="en_US"/>
+        </w:rPr>
+        <w:t>Genesis 17:18–26</w:t>
+      </w:r>
       <w:r>
         <w:rPr>
           <w:lang w:val="en_US" w:bidi="en_US"/>
         </w:rPr>
         <w:t xml:space="preserve">; </w:t>
       </w:r>
-      <w:hyperlink r:id="rId113">
-        <w:r>
-          <w:rPr>
-            <w:lang w:val="en_US" w:bidi="en_US"/>
-          </w:rPr>
-          <w:rPr>
-            <w:color w:val="0000EE"/>
-            <w:u w:val="single"/>
-          </w:rPr>
-          <w:t>21:8–21</w:t>
-        </w:r>
-      </w:hyperlink>
+      <w:r>
+        <w:rPr>
+          <w:lang w:val="en_US" w:bidi="en_US"/>
+        </w:rPr>
+        <w:t>21:8–21</w:t>
+      </w:r>
       <w:r>
         <w:rPr>
           <w:lang w:val="en_US" w:bidi="en_US"/>
         </w:rPr>
         <w:t xml:space="preserve">; </w:t>
       </w:r>
-      <w:hyperlink r:id="rId114">
-        <w:r>
-          <w:rPr>
-            <w:lang w:val="en_US" w:bidi="en_US"/>
-          </w:rPr>
-          <w:rPr>
-            <w:color w:val="0000EE"/>
-            <w:u w:val="single"/>
-          </w:rPr>
-          <w:t>25:9–18</w:t>
-        </w:r>
-      </w:hyperlink>
+      <w:r>
+        <w:rPr>
+          <w:lang w:val="en_US" w:bidi="en_US"/>
+        </w:rPr>
+        <w:t>25:9–18</w:t>
+      </w:r>
       <w:r>
         <w:rPr>
           <w:lang w:val="en_US" w:bidi="en_US"/>
         </w:rPr>
         <w:t xml:space="preserve">; </w:t>
       </w:r>
-      <w:hyperlink r:id="rId107">
-        <w:r>
-          <w:rPr>
-            <w:lang w:val="en_US" w:bidi="en_US"/>
-          </w:rPr>
-          <w:rPr>
-            <w:color w:val="0000EE"/>
-            <w:u w:val="single"/>
-          </w:rPr>
-          <w:t>28:9</w:t>
-        </w:r>
-      </w:hyperlink>
+      <w:r>
+        <w:rPr>
+          <w:lang w:val="en_US" w:bidi="en_US"/>
+        </w:rPr>
+        <w:t>28:9</w:t>
+      </w:r>
       <w:r>
         <w:rPr>
           <w:lang w:val="en_US" w:bidi="en_US"/>
         </w:rPr>
         <w:t xml:space="preserve">; </w:t>
       </w:r>
-      <w:hyperlink r:id="rId55">
-        <w:r>
-          <w:rPr>
-            <w:lang w:val="en_US" w:bidi="en_US"/>
-          </w:rPr>
-          <w:rPr>
-            <w:color w:val="0000EE"/>
-            <w:u w:val="single"/>
-          </w:rPr>
-          <w:t>Galatians 4:21–31</w:t>
-        </w:r>
-      </w:hyperlink>
+      <w:r>
+        <w:rPr>
+          <w:lang w:val="en_US" w:bidi="en_US"/>
+        </w:rPr>
+        <w:t>Galatians 4:21–31</w:t>
+      </w:r>
       <w:r>
         <w:rPr>
           <w:lang w:val="en_US" w:bidi="en_US"/>
